--- a/CO 1 TO 5/CO4 ASSESSMENTS/CO4_AT1- Code Challenge (1) DAA.docx
+++ b/CO 1 TO 5/CO4 ASSESSMENTS/CO4_AT1- Code Challenge (1) DAA.docx
@@ -2036,21 +2036,49 @@
         </w:rPr>
         <w:t xml:space="preserve">I   </w:t>
       </w:r>
+      <w:proofErr w:type="gramStart"/>
       <w:r>
         <w:rPr>
           <w:rFonts w:ascii="Arial" w:eastAsia="Arial" w:hAnsi="Arial" w:cs="Arial"/>
           <w:i/>
           <w:sz w:val="18"/>
         </w:rPr>
-        <w:t xml:space="preserve">B .chandu(192525289)  </w:t>
-      </w:r>
+        <w:t>B .chandu</w:t>
+      </w:r>
+      <w:proofErr w:type="gramEnd"/>
       <w:r>
         <w:rPr>
           <w:rFonts w:ascii="Arial" w:eastAsia="Arial" w:hAnsi="Arial" w:cs="Arial"/>
           <w:i/>
           <w:sz w:val="18"/>
         </w:rPr>
-        <w:t xml:space="preserve">certify that this submission is my original work and that I have adhered to the guidelines specified for this assessment. I understand that any violation of academic integrity rules will result in disciplinary action. </w:t>
+        <w:t>(192525289</w:t>
+      </w:r>
+      <w:proofErr w:type="gramStart"/>
+      <w:r>
+        <w:rPr>
+          <w:rFonts w:ascii="Arial" w:eastAsia="Arial" w:hAnsi="Arial" w:cs="Arial"/>
+          <w:i/>
+          <w:sz w:val="18"/>
+        </w:rPr>
+        <w:t xml:space="preserve">)  </w:t>
+      </w:r>
+      <w:r>
+        <w:rPr>
+          <w:rFonts w:ascii="Arial" w:eastAsia="Arial" w:hAnsi="Arial" w:cs="Arial"/>
+          <w:i/>
+          <w:sz w:val="18"/>
+        </w:rPr>
+        <w:t>certify</w:t>
+      </w:r>
+      <w:proofErr w:type="gramEnd"/>
+      <w:r>
+        <w:rPr>
+          <w:rFonts w:ascii="Arial" w:eastAsia="Arial" w:hAnsi="Arial" w:cs="Arial"/>
+          <w:i/>
+          <w:sz w:val="18"/>
+        </w:rPr>
+        <w:t xml:space="preserve"> that this submission is my original work and that I have adhered to the guidelines specified for this assessment. I understand that any violation of academic integrity rules will result in disciplinary action. </w:t>
       </w:r>
     </w:p>
     <w:p>
@@ -5584,13 +5612,23 @@
           <w:sz w:val="24"/>
         </w:rPr>
       </w:pPr>
-      <w:r>
-        <w:rPr>
-          <w:rFonts w:ascii="Times New Roman" w:hAnsi="Times New Roman" w:cs="Times New Roman"/>
-          <w:bCs/>
-          <w:sz w:val="24"/>
-        </w:rPr>
-        <w:t xml:space="preserve">coins[]: Available coin denominations </w:t>
+      <w:proofErr w:type="gramStart"/>
+      <w:r>
+        <w:rPr>
+          <w:rFonts w:ascii="Times New Roman" w:hAnsi="Times New Roman" w:cs="Times New Roman"/>
+          <w:bCs/>
+          <w:sz w:val="24"/>
+        </w:rPr>
+        <w:t>coins[</w:t>
+      </w:r>
+      <w:proofErr w:type="gramEnd"/>
+      <w:r>
+        <w:rPr>
+          <w:rFonts w:ascii="Times New Roman" w:hAnsi="Times New Roman" w:cs="Times New Roman"/>
+          <w:bCs/>
+          <w:sz w:val="24"/>
+        </w:rPr>
+        <w:t xml:space="preserve">]: Available coin denominations </w:t>
       </w:r>
     </w:p>
     <w:p>
@@ -5995,6 +6033,7 @@
         <w:t xml:space="preserve">Set </w:t>
       </w:r>
       <w:proofErr w:type="spellStart"/>
+      <w:proofErr w:type="gramStart"/>
       <w:r>
         <w:rPr>
           <w:rFonts w:ascii="Times New Roman" w:hAnsi="Times New Roman" w:cs="Times New Roman"/>
@@ -6010,7 +6049,16 @@
           <w:bCs/>
           <w:sz w:val="24"/>
         </w:rPr>
-        <w:t xml:space="preserve">[0] = 0, because zero coins are required to form amount zero. </w:t>
+        <w:t>[</w:t>
+      </w:r>
+      <w:proofErr w:type="gramEnd"/>
+      <w:r>
+        <w:rPr>
+          <w:rFonts w:ascii="Times New Roman" w:hAnsi="Times New Roman" w:cs="Times New Roman"/>
+          <w:bCs/>
+          <w:sz w:val="24"/>
+        </w:rPr>
+        <w:t xml:space="preserve">0] = 0, because zero coins are required to form amount zero. </w:t>
       </w:r>
     </w:p>
     <w:p>
@@ -6298,7 +6346,25 @@
           <w:bCs/>
           <w:sz w:val="24"/>
         </w:rPr>
-        <w:t>MINIMUM_COINS(coins, amount)</w:t>
+        <w:t>MINIMUM_</w:t>
+      </w:r>
+      <w:proofErr w:type="gramStart"/>
+      <w:r>
+        <w:rPr>
+          <w:rFonts w:ascii="Times New Roman" w:hAnsi="Times New Roman" w:cs="Times New Roman"/>
+          <w:bCs/>
+          <w:sz w:val="24"/>
+        </w:rPr>
+        <w:t>COINS(</w:t>
+      </w:r>
+      <w:proofErr w:type="gramEnd"/>
+      <w:r>
+        <w:rPr>
+          <w:rFonts w:ascii="Times New Roman" w:hAnsi="Times New Roman" w:cs="Times New Roman"/>
+          <w:bCs/>
+          <w:sz w:val="24"/>
+        </w:rPr>
+        <w:t>coins, amount)</w:t>
       </w:r>
     </w:p>
     <w:p>
@@ -6401,6 +6467,7 @@
         <w:t xml:space="preserve">3. Set </w:t>
       </w:r>
       <w:proofErr w:type="spellStart"/>
+      <w:proofErr w:type="gramStart"/>
       <w:r>
         <w:rPr>
           <w:rFonts w:ascii="Times New Roman" w:hAnsi="Times New Roman" w:cs="Times New Roman"/>
@@ -6416,7 +6483,16 @@
           <w:bCs/>
           <w:sz w:val="24"/>
         </w:rPr>
-        <w:t>[0] = 0</w:t>
+        <w:t>[</w:t>
+      </w:r>
+      <w:proofErr w:type="gramEnd"/>
+      <w:r>
+        <w:rPr>
+          <w:rFonts w:ascii="Times New Roman" w:hAnsi="Times New Roman" w:cs="Times New Roman"/>
+          <w:bCs/>
+          <w:sz w:val="24"/>
+        </w:rPr>
+        <w:t>0] = 0</w:t>
       </w:r>
     </w:p>
     <w:p>
@@ -6591,6 +6667,7 @@
         <w:t xml:space="preserve">], </w:t>
       </w:r>
       <w:proofErr w:type="spellStart"/>
+      <w:proofErr w:type="gramStart"/>
       <w:r>
         <w:rPr>
           <w:rFonts w:ascii="Times New Roman" w:hAnsi="Times New Roman" w:cs="Times New Roman"/>
@@ -6609,6 +6686,7 @@
         <w:t>[</w:t>
       </w:r>
       <w:proofErr w:type="spellStart"/>
+      <w:proofErr w:type="gramEnd"/>
       <w:r>
         <w:rPr>
           <w:rFonts w:ascii="Times New Roman" w:hAnsi="Times New Roman" w:cs="Times New Roman"/>
@@ -6799,7 +6877,16 @@
           <w:bCs/>
           <w:sz w:val="24"/>
         </w:rPr>
-        <w:t>minimum_coins</w:t>
+        <w:t>minimum_</w:t>
+      </w:r>
+      <w:proofErr w:type="gramStart"/>
+      <w:r>
+        <w:rPr>
+          <w:rFonts w:ascii="Times New Roman" w:hAnsi="Times New Roman" w:cs="Times New Roman"/>
+          <w:bCs/>
+          <w:sz w:val="24"/>
+        </w:rPr>
+        <w:t>coins</w:t>
       </w:r>
       <w:proofErr w:type="spellEnd"/>
       <w:r>
@@ -6808,7 +6895,16 @@
           <w:bCs/>
           <w:sz w:val="24"/>
         </w:rPr>
-        <w:t>(coins, amount):</w:t>
+        <w:t>(</w:t>
+      </w:r>
+      <w:proofErr w:type="gramEnd"/>
+      <w:r>
+        <w:rPr>
+          <w:rFonts w:ascii="Times New Roman" w:hAnsi="Times New Roman" w:cs="Times New Roman"/>
+          <w:bCs/>
+          <w:sz w:val="24"/>
+        </w:rPr>
+        <w:t>coins, amount):</w:t>
       </w:r>
     </w:p>
     <w:p>
@@ -6865,6 +6961,7 @@
         <w:t xml:space="preserve">    </w:t>
       </w:r>
       <w:proofErr w:type="spellStart"/>
+      <w:proofErr w:type="gramStart"/>
       <w:r>
         <w:rPr>
           <w:rFonts w:ascii="Times New Roman" w:hAnsi="Times New Roman" w:cs="Times New Roman"/>
@@ -6880,7 +6977,16 @@
           <w:bCs/>
           <w:sz w:val="24"/>
         </w:rPr>
-        <w:t>[0] = 0</w:t>
+        <w:t>[</w:t>
+      </w:r>
+      <w:proofErr w:type="gramEnd"/>
+      <w:r>
+        <w:rPr>
+          <w:rFonts w:ascii="Times New Roman" w:hAnsi="Times New Roman" w:cs="Times New Roman"/>
+          <w:bCs/>
+          <w:sz w:val="24"/>
+        </w:rPr>
+        <w:t>0] = 0</w:t>
       </w:r>
     </w:p>
     <w:p>
@@ -6926,7 +7032,25 @@
           <w:bCs/>
           <w:sz w:val="24"/>
         </w:rPr>
-        <w:t xml:space="preserve"> in range(1, amount + 1):</w:t>
+        <w:t xml:space="preserve"> in </w:t>
+      </w:r>
+      <w:proofErr w:type="gramStart"/>
+      <w:r>
+        <w:rPr>
+          <w:rFonts w:ascii="Times New Roman" w:hAnsi="Times New Roman" w:cs="Times New Roman"/>
+          <w:bCs/>
+          <w:sz w:val="24"/>
+        </w:rPr>
+        <w:t>range(</w:t>
+      </w:r>
+      <w:proofErr w:type="gramEnd"/>
+      <w:r>
+        <w:rPr>
+          <w:rFonts w:ascii="Times New Roman" w:hAnsi="Times New Roman" w:cs="Times New Roman"/>
+          <w:bCs/>
+          <w:sz w:val="24"/>
+        </w:rPr>
+        <w:t>1, amount + 1):</w:t>
       </w:r>
     </w:p>
     <w:p>
@@ -7034,8 +7158,18 @@
           <w:bCs/>
           <w:sz w:val="24"/>
         </w:rPr>
-        <w:t>] = min(</w:t>
-      </w:r>
+        <w:t xml:space="preserve">] = </w:t>
+      </w:r>
+      <w:proofErr w:type="gramStart"/>
+      <w:r>
+        <w:rPr>
+          <w:rFonts w:ascii="Times New Roman" w:hAnsi="Times New Roman" w:cs="Times New Roman"/>
+          <w:bCs/>
+          <w:sz w:val="24"/>
+        </w:rPr>
+        <w:t>min(</w:t>
+      </w:r>
+      <w:proofErr w:type="gramEnd"/>
     </w:p>
     <w:p>
       <w:pPr>
@@ -7109,6 +7243,7 @@
         <w:t xml:space="preserve">                    </w:t>
       </w:r>
       <w:proofErr w:type="spellStart"/>
+      <w:proofErr w:type="gramStart"/>
       <w:r>
         <w:rPr>
           <w:rFonts w:ascii="Times New Roman" w:hAnsi="Times New Roman" w:cs="Times New Roman"/>
@@ -7127,6 +7262,7 @@
         <w:t>[</w:t>
       </w:r>
       <w:proofErr w:type="spellStart"/>
+      <w:proofErr w:type="gramEnd"/>
       <w:r>
         <w:rPr>
           <w:rFonts w:ascii="Times New Roman" w:hAnsi="Times New Roman" w:cs="Times New Roman"/>
@@ -7327,43 +7463,115 @@
           <w:bCs/>
           <w:sz w:val="24"/>
         </w:rPr>
-        <w:t>n = int(input())</w:t>
-      </w:r>
-    </w:p>
-    <w:p>
-      <w:pPr>
-        <w:spacing w:after="19" w:line="360" w:lineRule="auto"/>
-        <w:rPr>
-          <w:rFonts w:ascii="Times New Roman" w:hAnsi="Times New Roman" w:cs="Times New Roman"/>
-          <w:bCs/>
-          <w:sz w:val="24"/>
-        </w:rPr>
-      </w:pPr>
-      <w:r>
-        <w:rPr>
-          <w:rFonts w:ascii="Times New Roman" w:hAnsi="Times New Roman" w:cs="Times New Roman"/>
-          <w:bCs/>
-          <w:sz w:val="24"/>
-        </w:rPr>
-        <w:t>coins = list(map(int, input().split()))</w:t>
-      </w:r>
-    </w:p>
-    <w:p>
-      <w:pPr>
-        <w:spacing w:after="19" w:line="360" w:lineRule="auto"/>
-        <w:rPr>
-          <w:rFonts w:ascii="Times New Roman" w:hAnsi="Times New Roman" w:cs="Times New Roman"/>
-          <w:bCs/>
-          <w:sz w:val="24"/>
-        </w:rPr>
-      </w:pPr>
-      <w:r>
-        <w:rPr>
-          <w:rFonts w:ascii="Times New Roman" w:hAnsi="Times New Roman" w:cs="Times New Roman"/>
-          <w:bCs/>
-          <w:sz w:val="24"/>
-        </w:rPr>
-        <w:t>amount = int(input())</w:t>
+        <w:t>n = int(</w:t>
+      </w:r>
+      <w:proofErr w:type="gramStart"/>
+      <w:r>
+        <w:rPr>
+          <w:rFonts w:ascii="Times New Roman" w:hAnsi="Times New Roman" w:cs="Times New Roman"/>
+          <w:bCs/>
+          <w:sz w:val="24"/>
+        </w:rPr>
+        <w:t>input(</w:t>
+      </w:r>
+      <w:proofErr w:type="gramEnd"/>
+      <w:r>
+        <w:rPr>
+          <w:rFonts w:ascii="Times New Roman" w:hAnsi="Times New Roman" w:cs="Times New Roman"/>
+          <w:bCs/>
+          <w:sz w:val="24"/>
+        </w:rPr>
+        <w:t>))</w:t>
+      </w:r>
+    </w:p>
+    <w:p>
+      <w:pPr>
+        <w:spacing w:after="19" w:line="360" w:lineRule="auto"/>
+        <w:rPr>
+          <w:rFonts w:ascii="Times New Roman" w:hAnsi="Times New Roman" w:cs="Times New Roman"/>
+          <w:bCs/>
+          <w:sz w:val="24"/>
+        </w:rPr>
+      </w:pPr>
+      <w:r>
+        <w:rPr>
+          <w:rFonts w:ascii="Times New Roman" w:hAnsi="Times New Roman" w:cs="Times New Roman"/>
+          <w:bCs/>
+          <w:sz w:val="24"/>
+        </w:rPr>
+        <w:t xml:space="preserve">coins = </w:t>
+      </w:r>
+      <w:proofErr w:type="gramStart"/>
+      <w:r>
+        <w:rPr>
+          <w:rFonts w:ascii="Times New Roman" w:hAnsi="Times New Roman" w:cs="Times New Roman"/>
+          <w:bCs/>
+          <w:sz w:val="24"/>
+        </w:rPr>
+        <w:t>list(map(</w:t>
+      </w:r>
+      <w:proofErr w:type="gramEnd"/>
+      <w:r>
+        <w:rPr>
+          <w:rFonts w:ascii="Times New Roman" w:hAnsi="Times New Roman" w:cs="Times New Roman"/>
+          <w:bCs/>
+          <w:sz w:val="24"/>
+        </w:rPr>
+        <w:t>int, input(</w:t>
+      </w:r>
+      <w:proofErr w:type="gramStart"/>
+      <w:r>
+        <w:rPr>
+          <w:rFonts w:ascii="Times New Roman" w:hAnsi="Times New Roman" w:cs="Times New Roman"/>
+          <w:bCs/>
+          <w:sz w:val="24"/>
+        </w:rPr>
+        <w:t>).split</w:t>
+      </w:r>
+      <w:proofErr w:type="gramEnd"/>
+      <w:r>
+        <w:rPr>
+          <w:rFonts w:ascii="Times New Roman" w:hAnsi="Times New Roman" w:cs="Times New Roman"/>
+          <w:bCs/>
+          <w:sz w:val="24"/>
+        </w:rPr>
+        <w:t>()))</w:t>
+      </w:r>
+    </w:p>
+    <w:p>
+      <w:pPr>
+        <w:spacing w:after="19" w:line="360" w:lineRule="auto"/>
+        <w:rPr>
+          <w:rFonts w:ascii="Times New Roman" w:hAnsi="Times New Roman" w:cs="Times New Roman"/>
+          <w:bCs/>
+          <w:sz w:val="24"/>
+        </w:rPr>
+      </w:pPr>
+      <w:r>
+        <w:rPr>
+          <w:rFonts w:ascii="Times New Roman" w:hAnsi="Times New Roman" w:cs="Times New Roman"/>
+          <w:bCs/>
+          <w:sz w:val="24"/>
+        </w:rPr>
+        <w:t>amount = int(</w:t>
+      </w:r>
+      <w:proofErr w:type="gramStart"/>
+      <w:r>
+        <w:rPr>
+          <w:rFonts w:ascii="Times New Roman" w:hAnsi="Times New Roman" w:cs="Times New Roman"/>
+          <w:bCs/>
+          <w:sz w:val="24"/>
+        </w:rPr>
+        <w:t>input(</w:t>
+      </w:r>
+      <w:proofErr w:type="gramEnd"/>
+      <w:r>
+        <w:rPr>
+          <w:rFonts w:ascii="Times New Roman" w:hAnsi="Times New Roman" w:cs="Times New Roman"/>
+          <w:bCs/>
+          <w:sz w:val="24"/>
+        </w:rPr>
+        <w:t>))</w:t>
       </w:r>
     </w:p>
     <w:p>
@@ -7409,25 +7617,61 @@
           <w:bCs/>
           <w:sz w:val="24"/>
         </w:rPr>
-        <w:t>(coins) != n:</w:t>
-      </w:r>
-    </w:p>
-    <w:p>
-      <w:pPr>
-        <w:spacing w:after="19" w:line="360" w:lineRule="auto"/>
-        <w:rPr>
-          <w:rFonts w:ascii="Times New Roman" w:hAnsi="Times New Roman" w:cs="Times New Roman"/>
-          <w:bCs/>
-          <w:sz w:val="24"/>
-        </w:rPr>
-      </w:pPr>
-      <w:r>
-        <w:rPr>
-          <w:rFonts w:ascii="Times New Roman" w:hAnsi="Times New Roman" w:cs="Times New Roman"/>
-          <w:bCs/>
-          <w:sz w:val="24"/>
-        </w:rPr>
-        <w:t xml:space="preserve">    print("Invalid number of coin denominations")</w:t>
+        <w:t>(coins</w:t>
+      </w:r>
+      <w:proofErr w:type="gramStart"/>
+      <w:r>
+        <w:rPr>
+          <w:rFonts w:ascii="Times New Roman" w:hAnsi="Times New Roman" w:cs="Times New Roman"/>
+          <w:bCs/>
+          <w:sz w:val="24"/>
+        </w:rPr>
+        <w:t>) !</w:t>
+      </w:r>
+      <w:proofErr w:type="gramEnd"/>
+      <w:r>
+        <w:rPr>
+          <w:rFonts w:ascii="Times New Roman" w:hAnsi="Times New Roman" w:cs="Times New Roman"/>
+          <w:bCs/>
+          <w:sz w:val="24"/>
+        </w:rPr>
+        <w:t>= n:</w:t>
+      </w:r>
+    </w:p>
+    <w:p>
+      <w:pPr>
+        <w:spacing w:after="19" w:line="360" w:lineRule="auto"/>
+        <w:rPr>
+          <w:rFonts w:ascii="Times New Roman" w:hAnsi="Times New Roman" w:cs="Times New Roman"/>
+          <w:bCs/>
+          <w:sz w:val="24"/>
+        </w:rPr>
+      </w:pPr>
+      <w:r>
+        <w:rPr>
+          <w:rFonts w:ascii="Times New Roman" w:hAnsi="Times New Roman" w:cs="Times New Roman"/>
+          <w:bCs/>
+          <w:sz w:val="24"/>
+        </w:rPr>
+        <w:t xml:space="preserve">    </w:t>
+      </w:r>
+      <w:proofErr w:type="gramStart"/>
+      <w:r>
+        <w:rPr>
+          <w:rFonts w:ascii="Times New Roman" w:hAnsi="Times New Roman" w:cs="Times New Roman"/>
+          <w:bCs/>
+          <w:sz w:val="24"/>
+        </w:rPr>
+        <w:t>print(</w:t>
+      </w:r>
+      <w:proofErr w:type="gramEnd"/>
+      <w:r>
+        <w:rPr>
+          <w:rFonts w:ascii="Times New Roman" w:hAnsi="Times New Roman" w:cs="Times New Roman"/>
+          <w:bCs/>
+          <w:sz w:val="24"/>
+        </w:rPr>
+        <w:t>"Invalid number of coin denominations")</w:t>
       </w:r>
     </w:p>
     <w:p>
@@ -7473,7 +7717,25 @@
           <w:bCs/>
           <w:sz w:val="24"/>
         </w:rPr>
-        <w:t xml:space="preserve">    print("Amount cannot be negative")</w:t>
+        <w:t xml:space="preserve">    </w:t>
+      </w:r>
+      <w:proofErr w:type="gramStart"/>
+      <w:r>
+        <w:rPr>
+          <w:rFonts w:ascii="Times New Roman" w:hAnsi="Times New Roman" w:cs="Times New Roman"/>
+          <w:bCs/>
+          <w:sz w:val="24"/>
+        </w:rPr>
+        <w:t>print(</w:t>
+      </w:r>
+      <w:proofErr w:type="gramEnd"/>
+      <w:r>
+        <w:rPr>
+          <w:rFonts w:ascii="Times New Roman" w:hAnsi="Times New Roman" w:cs="Times New Roman"/>
+          <w:bCs/>
+          <w:sz w:val="24"/>
+        </w:rPr>
+        <w:t>"Amount cannot be negative")</w:t>
       </w:r>
     </w:p>
     <w:p>
@@ -7518,7 +7780,16 @@
           <w:bCs/>
           <w:sz w:val="24"/>
         </w:rPr>
-        <w:t>minimum_coins</w:t>
+        <w:t>minimum_</w:t>
+      </w:r>
+      <w:proofErr w:type="gramStart"/>
+      <w:r>
+        <w:rPr>
+          <w:rFonts w:ascii="Times New Roman" w:hAnsi="Times New Roman" w:cs="Times New Roman"/>
+          <w:bCs/>
+          <w:sz w:val="24"/>
+        </w:rPr>
+        <w:t>coins</w:t>
       </w:r>
       <w:proofErr w:type="spellEnd"/>
       <w:r>
@@ -7527,7 +7798,16 @@
           <w:bCs/>
           <w:sz w:val="24"/>
         </w:rPr>
-        <w:t>(coins, amount)</w:t>
+        <w:t>(</w:t>
+      </w:r>
+      <w:proofErr w:type="gramEnd"/>
+      <w:r>
+        <w:rPr>
+          <w:rFonts w:ascii="Times New Roman" w:hAnsi="Times New Roman" w:cs="Times New Roman"/>
+          <w:bCs/>
+          <w:sz w:val="24"/>
+        </w:rPr>
+        <w:t>coins, amount)</w:t>
       </w:r>
     </w:p>
     <w:p>
@@ -7573,7 +7853,25 @@
           <w:bCs/>
           <w:sz w:val="24"/>
         </w:rPr>
-        <w:t xml:space="preserve">        print("Exact amount cannot be formed")</w:t>
+        <w:t xml:space="preserve">        </w:t>
+      </w:r>
+      <w:proofErr w:type="gramStart"/>
+      <w:r>
+        <w:rPr>
+          <w:rFonts w:ascii="Times New Roman" w:hAnsi="Times New Roman" w:cs="Times New Roman"/>
+          <w:bCs/>
+          <w:sz w:val="24"/>
+        </w:rPr>
+        <w:t>print(</w:t>
+      </w:r>
+      <w:proofErr w:type="gramEnd"/>
+      <w:r>
+        <w:rPr>
+          <w:rFonts w:ascii="Times New Roman" w:hAnsi="Times New Roman" w:cs="Times New Roman"/>
+          <w:bCs/>
+          <w:sz w:val="24"/>
+        </w:rPr>
+        <w:t>"Exact amount cannot be formed")</w:t>
       </w:r>
     </w:p>
     <w:p>
@@ -7609,7 +7907,25 @@
           <w:bCs/>
           <w:sz w:val="24"/>
         </w:rPr>
-        <w:t xml:space="preserve">        print("Minimum Coins =", result)</w:t>
+        <w:t xml:space="preserve">        </w:t>
+      </w:r>
+      <w:proofErr w:type="gramStart"/>
+      <w:r>
+        <w:rPr>
+          <w:rFonts w:ascii="Times New Roman" w:hAnsi="Times New Roman" w:cs="Times New Roman"/>
+          <w:bCs/>
+          <w:sz w:val="24"/>
+        </w:rPr>
+        <w:t>print(</w:t>
+      </w:r>
+      <w:proofErr w:type="gramEnd"/>
+      <w:r>
+        <w:rPr>
+          <w:rFonts w:ascii="Times New Roman" w:hAnsi="Times New Roman" w:cs="Times New Roman"/>
+          <w:bCs/>
+          <w:sz w:val="24"/>
+        </w:rPr>
+        <w:t>"Minimum Coins =", result)</w:t>
       </w:r>
     </w:p>
     <w:p>
@@ -8891,6 +9207,109 @@
           <w:sz w:val="24"/>
         </w:rPr>
         <w:t>Thus, the minimum number of coins is 2.</w:t>
+      </w:r>
+    </w:p>
+    <w:p>
+      <w:pPr>
+        <w:spacing w:after="19" w:line="360" w:lineRule="auto"/>
+        <w:rPr>
+          <w:rFonts w:ascii="Times New Roman" w:hAnsi="Times New Roman" w:cs="Times New Roman"/>
+          <w:bCs/>
+          <w:sz w:val="24"/>
+        </w:rPr>
+      </w:pPr>
+    </w:p>
+    <w:p>
+      <w:pPr>
+        <w:spacing w:after="19" w:line="360" w:lineRule="auto"/>
+        <w:rPr>
+          <w:rFonts w:ascii="Times New Roman" w:hAnsi="Times New Roman" w:cs="Times New Roman"/>
+          <w:bCs/>
+          <w:sz w:val="24"/>
+        </w:rPr>
+      </w:pPr>
+    </w:p>
+    <w:p>
+      <w:pPr>
+        <w:spacing w:after="19" w:line="360" w:lineRule="auto"/>
+        <w:rPr>
+          <w:rFonts w:ascii="Times New Roman" w:hAnsi="Times New Roman" w:cs="Times New Roman"/>
+          <w:bCs/>
+          <w:sz w:val="24"/>
+        </w:rPr>
+      </w:pPr>
+    </w:p>
+    <w:p>
+      <w:pPr>
+        <w:spacing w:after="19" w:line="360" w:lineRule="auto"/>
+        <w:rPr>
+          <w:rFonts w:ascii="Times New Roman" w:hAnsi="Times New Roman" w:cs="Times New Roman"/>
+          <w:bCs/>
+          <w:sz w:val="24"/>
+        </w:rPr>
+      </w:pPr>
+    </w:p>
+    <w:p>
+      <w:pPr>
+        <w:spacing w:after="19" w:line="360" w:lineRule="auto"/>
+        <w:rPr>
+          <w:rFonts w:ascii="Times New Roman" w:hAnsi="Times New Roman" w:cs="Times New Roman"/>
+          <w:bCs/>
+          <w:sz w:val="24"/>
+        </w:rPr>
+      </w:pPr>
+    </w:p>
+    <w:p>
+      <w:pPr>
+        <w:spacing w:after="19" w:line="360" w:lineRule="auto"/>
+        <w:rPr>
+          <w:rFonts w:ascii="Times New Roman" w:hAnsi="Times New Roman" w:cs="Times New Roman"/>
+          <w:bCs/>
+          <w:sz w:val="24"/>
+        </w:rPr>
+      </w:pPr>
+      <w:r>
+        <w:rPr>
+          <w:rFonts w:ascii="Times New Roman" w:hAnsi="Times New Roman" w:cs="Times New Roman"/>
+          <w:bCs/>
+          <w:sz w:val="24"/>
+        </w:rPr>
+        <w:lastRenderedPageBreak/>
+        <w:drawing>
+          <wp:inline distT="0" distB="0" distL="0" distR="0" wp14:anchorId="600D53FB" wp14:editId="02630646">
+            <wp:extent cx="7017385" cy="4016375"/>
+            <wp:effectExtent l="0" t="0" r="0" b="3175"/>
+            <wp:docPr id="903763623" name="Picture 1"/>
+            <wp:cNvGraphicFramePr>
+              <a:graphicFrameLocks xmlns:a="http://schemas.openxmlformats.org/drawingml/2006/main" noChangeAspect="1"/>
+            </wp:cNvGraphicFramePr>
+            <a:graphic xmlns:a="http://schemas.openxmlformats.org/drawingml/2006/main">
+              <a:graphicData uri="http://schemas.openxmlformats.org/drawingml/2006/picture">
+                <pic:pic xmlns:pic="http://schemas.openxmlformats.org/drawingml/2006/picture">
+                  <pic:nvPicPr>
+                    <pic:cNvPr id="903763623" name=""/>
+                    <pic:cNvPicPr/>
+                  </pic:nvPicPr>
+                  <pic:blipFill>
+                    <a:blip r:embed="rId7"/>
+                    <a:stretch>
+                      <a:fillRect/>
+                    </a:stretch>
+                  </pic:blipFill>
+                  <pic:spPr>
+                    <a:xfrm>
+                      <a:off x="0" y="0"/>
+                      <a:ext cx="7017385" cy="4016375"/>
+                    </a:xfrm>
+                    <a:prstGeom prst="rect">
+                      <a:avLst/>
+                    </a:prstGeom>
+                  </pic:spPr>
+                </pic:pic>
+              </a:graphicData>
+            </a:graphic>
+          </wp:inline>
+        </w:drawing>
       </w:r>
     </w:p>
     <w:p>
